--- a/食韵筑家III-烟火长歌-服务器策划书.docx
+++ b/食韵筑家III-烟火长歌-服务器策划书.docx
@@ -407,7 +407,7 @@
                 <w:rFonts w:ascii="Hiragino Sans GB" w:hAnsi="Hiragino Sans GB" w:eastAsia="Hiragino Sans GB"/>
                 <w:sz w:val="18"/>
               </w:rPr>
-              <w:t>50 个直接安装 Mod（不含 Jar-in-Jar 依赖）</w:t>
+              <w:t>66 个直接安装 Mod（不含 Jar-in-Jar 依赖）</w:t>
             </w:r>
           </w:p>
         </w:tc>
@@ -491,7 +491,7 @@
                 <w:rFonts w:ascii="Hiragino Sans GB" w:hAnsi="Hiragino Sans GB" w:eastAsia="Hiragino Sans GB"/>
                 <w:sz w:val="18"/>
               </w:rPr>
-              <w:t>v0.9 · 2026年7月27日</w:t>
+              <w:t>v1.0 · 2026年8月3日</w:t>
             </w:r>
           </w:p>
         </w:tc>
@@ -12045,7 +12045,7 @@
                 <w:color w:val="29342F"/>
                 <w:sz w:val="20"/>
               </w:rPr>
-              <w:t>截至2026年7月27日，服务端mods目录包含50个直接安装的Jar。策划书按当前实际文件整理，旧的19/29模组基线仅作为历史记录。</w:t>
+              <w:t>截至2026年8月3日，服务端 mods 目录包含 66 个直接安装的 Jar。策划书按当前实际文件整理，旧的 19/29/50 模组基线仅作为历史记录。</w:t>
             </w:r>
           </w:p>
         </w:tc>
@@ -12451,6 +12451,68 @@
                 <w:sz w:val="17"/>
               </w:rPr>
               <w:t>性能、诊断和世界运行</w:t>
+            </w:r>
+          </w:p>
+        </w:tc>
+      </w:tr>
+      <w:tr>
+        <w:trPr>
+          <w:cantSplit/>
+        </w:trPr>
+        <w:tc>
+          <w:tcPr>
+            <w:tcW w:type="dxa" w:w="1587"/>
+            <w:vAlign w:val="center"/>
+            <w:shd w:fill="F5F7F4"/>
+          </w:tcPr>
+          <w:p>
+            <w:pPr>
+              <w:spacing w:before="40" w:after="40" w:line="276" w:lineRule="auto"/>
+            </w:pPr>
+            <w:r>
+              <w:rPr>
+                <w:rFonts w:ascii="Hiragino Sans GB" w:hAnsi="Hiragino Sans GB" w:eastAsia="Hiragino Sans GB"/>
+                <w:sz w:val="17"/>
+              </w:rPr>
+              <w:t>兼容与引导层</w:t>
+            </w:r>
+          </w:p>
+        </w:tc>
+        <w:tc>
+          <w:tcPr>
+            <w:tcW w:type="dxa" w:w="4649"/>
+            <w:vAlign w:val="center"/>
+            <w:shd w:fill="F5F7F4"/>
+          </w:tcPr>
+          <w:p>
+            <w:pPr>
+              <w:spacing w:before="40" w:after="40" w:line="276" w:lineRule="auto"/>
+            </w:pPr>
+            <w:r>
+              <w:rPr>
+                <w:rFonts w:ascii="Hiragino Sans GB" w:hAnsi="Hiragino Sans GB" w:eastAsia="Hiragino Sans GB"/>
+                <w:sz w:val="17"/>
+              </w:rPr>
+              <w:t>KubeJS、Almost Unified、Kaleidoscope Compat、JEI、Jade / Jade Addons</w:t>
+            </w:r>
+          </w:p>
+        </w:tc>
+        <w:tc>
+          <w:tcPr>
+            <w:tcW w:type="dxa" w:w="3005"/>
+            <w:vAlign w:val="center"/>
+            <w:shd w:fill="F5F7F4"/>
+          </w:tcPr>
+          <w:p>
+            <w:pPr>
+              <w:spacing w:before="40" w:after="40" w:line="276" w:lineRule="auto"/>
+            </w:pPr>
+            <w:r>
+              <w:rPr>
+                <w:rFonts w:ascii="Hiragino Sans GB" w:hAnsi="Hiragino Sans GB" w:eastAsia="Hiragino Sans GB"/>
+                <w:sz w:val="17"/>
+              </w:rPr>
+              <w:t>统一配方与标签，处理料理模组联动，并向玩家展示用途和来源</w:t>
             </w:r>
           </w:p>
         </w:tc>
@@ -13304,7 +13366,7 @@
                 <w:rFonts w:ascii="Hiragino Sans GB" w:hAnsi="Hiragino Sans GB" w:eastAsia="Hiragino Sans GB"/>
                 <w:sz w:val="18"/>
               </w:rPr>
-              <w:t>锁定50个Mod、配置归档、自动备份、恢复演练</w:t>
+              <w:t>锁定 66 个 Mod、配置归档、自动备份、恢复演练</w:t>
             </w:r>
           </w:p>
         </w:tc>
@@ -13322,7 +13384,7 @@
                 <w:rFonts w:ascii="Hiragino Sans GB" w:hAnsi="Hiragino Sans GB" w:eastAsia="Hiragino Sans GB"/>
                 <w:sz w:val="18"/>
               </w:rPr>
-              <w:t>Baseline-02、备份手册</w:t>
+              <w:t>Baseline-03、备份手册</w:t>
             </w:r>
           </w:p>
         </w:tc>
@@ -14816,7 +14878,7 @@
                 <w:rFonts w:ascii="Hiragino Sans GB" w:hAnsi="Hiragino Sans GB" w:eastAsia="Hiragino Sans GB"/>
                 <w:sz w:val="17"/>
               </w:rPr>
-              <w:t>OctoLib-NEOFORGE</w:t>
+              <w:t>Arc库</w:t>
             </w:r>
           </w:p>
         </w:tc>
@@ -14834,7 +14896,7 @@
                 <w:rFonts w:ascii="Hiragino Sans GB" w:hAnsi="Hiragino Sans GB" w:eastAsia="Hiragino Sans GB"/>
                 <w:sz w:val="17"/>
               </w:rPr>
-              <w:t>OctoLib-NEOFORGE-0.6.2+1.21.jar</w:t>
+              <w:t>[Arc库]arc-9.0.0-neoforge.jar</w:t>
             </w:r>
           </w:p>
         </w:tc>
@@ -14877,7 +14939,7 @@
                 <w:rFonts w:ascii="Hiragino Sans GB" w:hAnsi="Hiragino Sans GB" w:eastAsia="Hiragino Sans GB"/>
                 <w:sz w:val="17"/>
               </w:rPr>
-              <w:t>Architectury架构库</w:t>
+              <w:t>Balm辅助库</w:t>
             </w:r>
           </w:p>
         </w:tc>
@@ -14896,7 +14958,7 @@
                 <w:rFonts w:ascii="Hiragino Sans GB" w:hAnsi="Hiragino Sans GB" w:eastAsia="Hiragino Sans GB"/>
                 <w:sz w:val="17"/>
               </w:rPr>
-              <w:t>[Architectury架构库]architectury-13.0.8-neoforge.jar</w:t>
+              <w:t>[Balm辅助库]balm-neoforge-1.21.1-21.0.63.jar</w:t>
             </w:r>
           </w:p>
         </w:tc>
@@ -14937,7 +14999,7 @@
                 <w:rFonts w:ascii="Hiragino Sans GB" w:hAnsi="Hiragino Sans GB" w:eastAsia="Hiragino Sans GB"/>
                 <w:sz w:val="17"/>
               </w:rPr>
-              <w:t>Arc库</w:t>
+              <w:t>Gecko动画库</w:t>
             </w:r>
           </w:p>
         </w:tc>
@@ -14955,7 +15017,7 @@
                 <w:rFonts w:ascii="Hiragino Sans GB" w:hAnsi="Hiragino Sans GB" w:eastAsia="Hiragino Sans GB"/>
                 <w:sz w:val="17"/>
               </w:rPr>
-              <w:t>[Arc库]arc-9.0.0-neoforge.jar</w:t>
+              <w:t>[Gecko动画库]geckolib-neoforge-1.21.1-4.9.2.jar</w:t>
             </w:r>
           </w:p>
         </w:tc>
@@ -14998,7 +15060,7 @@
                 <w:rFonts w:ascii="Hiragino Sans GB" w:hAnsi="Hiragino Sans GB" w:eastAsia="Hiragino Sans GB"/>
                 <w:sz w:val="17"/>
               </w:rPr>
-              <w:t>Balm辅助库</w:t>
+              <w:t>JavaScript引擎</w:t>
             </w:r>
           </w:p>
         </w:tc>
@@ -15017,7 +15079,7 @@
                 <w:rFonts w:ascii="Hiragino Sans GB" w:hAnsi="Hiragino Sans GB" w:eastAsia="Hiragino Sans GB"/>
                 <w:sz w:val="17"/>
               </w:rPr>
-              <w:t>[Balm辅助库]balm-neoforge-1.21.1-21.0.63.jar</w:t>
+              <w:t>[JavaScript引擎]rhino-2101.2.8-build.91.jar</w:t>
             </w:r>
           </w:p>
         </w:tc>
@@ -15058,7 +15120,7 @@
                 <w:rFonts w:ascii="Hiragino Sans GB" w:hAnsi="Hiragino Sans GB" w:eastAsia="Hiragino Sans GB"/>
                 <w:sz w:val="17"/>
               </w:rPr>
-              <w:t>Gecko动画库</w:t>
+              <w:t>Kambrik前置库</w:t>
             </w:r>
           </w:p>
         </w:tc>
@@ -15076,7 +15138,7 @@
                 <w:rFonts w:ascii="Hiragino Sans GB" w:hAnsi="Hiragino Sans GB" w:eastAsia="Hiragino Sans GB"/>
                 <w:sz w:val="17"/>
               </w:rPr>
-              <w:t>[Gecko动画库]geckolib-neoforge-1.21.1-4.9.2.jar</w:t>
+              <w:t>[Kambrik前置库]kambrik-neoforge-8.0.0-beta.2.jar</w:t>
             </w:r>
           </w:p>
         </w:tc>
@@ -15119,7 +15181,7 @@
                 <w:rFonts w:ascii="Hiragino Sans GB" w:hAnsi="Hiragino Sans GB" w:eastAsia="Hiragino Sans GB"/>
                 <w:sz w:val="17"/>
               </w:rPr>
-              <w:t>SuperMartijn配置库</w:t>
+              <w:t>Konkrete前置库</w:t>
             </w:r>
           </w:p>
         </w:tc>
@@ -15138,7 +15200,7 @@
                 <w:rFonts w:ascii="Hiragino Sans GB" w:hAnsi="Hiragino Sans GB" w:eastAsia="Hiragino Sans GB"/>
                 <w:sz w:val="17"/>
               </w:rPr>
-              <w:t>[SuperMartijn配置库]supermartijn642configlib-1.1.8-neoforge-mc1.21.jar</w:t>
+              <w:t>[Konkrete前置库]konkrete_neoforge_1.9.9_MC_1.21.jar</w:t>
             </w:r>
           </w:p>
         </w:tc>
@@ -15179,7 +15241,7 @@
                 <w:rFonts w:ascii="Hiragino Sans GB" w:hAnsi="Hiragino Sans GB" w:eastAsia="Hiragino Sans GB"/>
                 <w:sz w:val="17"/>
               </w:rPr>
-              <w:t>YAML配置库</w:t>
+              <w:t>Kotlin前置库</w:t>
             </w:r>
           </w:p>
         </w:tc>
@@ -15197,7 +15259,7 @@
                 <w:rFonts w:ascii="Hiragino Sans GB" w:hAnsi="Hiragino Sans GB" w:eastAsia="Hiragino Sans GB"/>
                 <w:sz w:val="17"/>
               </w:rPr>
-              <w:t>[YAML配置库]yamlconfig-9.0.0-neoforge.jar</w:t>
+              <w:t>[Kotlin前置库]kotlinforforge-5.12.0-all.jar</w:t>
             </w:r>
           </w:p>
         </w:tc>
@@ -15240,7 +15302,7 @@
                 <w:rFonts w:ascii="Hiragino Sans GB" w:hAnsi="Hiragino Sans GB" w:eastAsia="Hiragino Sans GB"/>
                 <w:sz w:val="17"/>
               </w:rPr>
-              <w:t>万花筒烹饪</w:t>
+              <w:t>SuperMartijn配置库</w:t>
             </w:r>
           </w:p>
         </w:tc>
@@ -15259,7 +15321,7 @@
                 <w:rFonts w:ascii="Hiragino Sans GB" w:hAnsi="Hiragino Sans GB" w:eastAsia="Hiragino Sans GB"/>
                 <w:sz w:val="17"/>
               </w:rPr>
-              <w:t>[万花筒烹饪]kaleidoscopecookery-1.4.1-neoforge+mc1.21.1.jar</w:t>
+              <w:t>[SuperMartijn配置库]supermartijn642configlib-1.1.8-neoforge-mc1.21.jar</w:t>
             </w:r>
           </w:p>
         </w:tc>
@@ -15300,7 +15362,7 @@
                 <w:rFonts w:ascii="Hiragino Sans GB" w:hAnsi="Hiragino Sans GB" w:eastAsia="Hiragino Sans GB"/>
                 <w:sz w:val="17"/>
               </w:rPr>
-              <w:t>不够用的配方书</w:t>
+              <w:t>Teal前置库</w:t>
             </w:r>
           </w:p>
         </w:tc>
@@ -15318,7 +15380,7 @@
                 <w:rFonts w:ascii="Hiragino Sans GB" w:hAnsi="Hiragino Sans GB" w:eastAsia="Hiragino Sans GB"/>
                 <w:sz w:val="17"/>
               </w:rPr>
-              <w:t>[不够用的配方书]Not Enough Recipe Book-NEOFORGE-0.4.3+1.21.jar</w:t>
+              <w:t>[Teal前置库]teallib-1.3.teal.jar</w:t>
             </w:r>
           </w:p>
         </w:tc>
@@ -15361,7 +15423,7 @@
                 <w:rFonts w:ascii="Hiragino Sans GB" w:hAnsi="Hiragino Sans GB" w:eastAsia="Hiragino Sans GB"/>
                 <w:sz w:val="17"/>
               </w:rPr>
-              <w:t>传送石碑</w:t>
+              <w:t>YAML配置库</w:t>
             </w:r>
           </w:p>
         </w:tc>
@@ -15380,7 +15442,7 @@
                 <w:rFonts w:ascii="Hiragino Sans GB" w:hAnsi="Hiragino Sans GB" w:eastAsia="Hiragino Sans GB"/>
                 <w:sz w:val="17"/>
               </w:rPr>
-              <w:t>[传送石碑]waystones-neoforge-1.21.1-21.1.37.jar</w:t>
+              <w:t>[YAML配置库]yamlconfig-9.0.0-neoforge.jar</w:t>
             </w:r>
           </w:p>
         </w:tc>
@@ -15421,7 +15483,7 @@
                 <w:rFonts w:ascii="Hiragino Sans GB" w:hAnsi="Hiragino Sans GB" w:eastAsia="Hiragino Sans GB"/>
                 <w:sz w:val="17"/>
               </w:rPr>
-              <w:t>农夫乐事</w:t>
+              <w:t>万花筒烹饪</w:t>
             </w:r>
           </w:p>
         </w:tc>
@@ -15439,7 +15501,7 @@
                 <w:rFonts w:ascii="Hiragino Sans GB" w:hAnsi="Hiragino Sans GB" w:eastAsia="Hiragino Sans GB"/>
                 <w:sz w:val="17"/>
               </w:rPr>
-              <w:t>[农夫乐事]FarmersDelight-1.21.1-1.3.2.jar</w:t>
+              <w:t>[万花筒烹饪]kaleidoscopecookery-1.4.1-neoforge+mc1.21.1.jar</w:t>
             </w:r>
           </w:p>
         </w:tc>
@@ -15482,7 +15544,7 @@
                 <w:rFonts w:ascii="Hiragino Sans GB" w:hAnsi="Hiragino Sans GB" w:eastAsia="Hiragino Sans GB"/>
                 <w:sz w:val="17"/>
               </w:rPr>
-              <w:t>出生点C2ME修复</w:t>
+              <w:t>不够用的配方书</w:t>
             </w:r>
           </w:p>
         </w:tc>
@@ -15501,7 +15563,7 @@
                 <w:rFonts w:ascii="Hiragino Sans GB" w:hAnsi="Hiragino Sans GB" w:eastAsia="Hiragino Sans GB"/>
                 <w:sz w:val="17"/>
               </w:rPr>
-              <w:t>[出生点C2ME修复]spawn_c2me_fix-1.21.1-1.0.0.jar</w:t>
+              <w:t>[不够用的配方书]Not Enough Recipe Book-NEOFORGE-0.4.3+1.21.jar</w:t>
             </w:r>
           </w:p>
         </w:tc>
@@ -15542,7 +15604,7 @@
                 <w:rFonts w:ascii="Hiragino Sans GB" w:hAnsi="Hiragino Sans GB" w:eastAsia="Hiragino Sans GB"/>
                 <w:sz w:val="17"/>
               </w:rPr>
-              <w:t>可扩展光照</w:t>
+              <w:t>丰收</w:t>
             </w:r>
           </w:p>
         </w:tc>
@@ -15560,7 +15622,7 @@
                 <w:rFonts w:ascii="Hiragino Sans GB" w:hAnsi="Hiragino Sans GB" w:eastAsia="Hiragino Sans GB"/>
                 <w:sz w:val="17"/>
               </w:rPr>
-              <w:t>[可扩展光照]ScalableLux-0.1.0.1+neoforge.1cb1e91-all.jar</w:t>
+              <w:t>[丰收]bountiful-neoforge-8.0.0-beta.2.jar</w:t>
             </w:r>
           </w:p>
         </w:tc>
@@ -15603,7 +15665,7 @@
                 <w:rFonts w:ascii="Hiragino Sans GB" w:hAnsi="Hiragino Sans GB" w:eastAsia="Hiragino Sans GB"/>
                 <w:sz w:val="17"/>
               </w:rPr>
-              <w:t>土豆商店</w:t>
+              <w:t>传送石碑</w:t>
             </w:r>
           </w:p>
         </w:tc>
@@ -15622,7 +15684,7 @@
                 <w:rFonts w:ascii="Hiragino Sans GB" w:hAnsi="Hiragino Sans GB" w:eastAsia="Hiragino Sans GB"/>
                 <w:sz w:val="17"/>
               </w:rPr>
-              <w:t>[土豆商店]spudaciousshops-1.10.3-neoforge-1.21.1.jar</w:t>
+              <w:t>[传送石碑]waystones-neoforge-1.21.1-21.1.38.jar</w:t>
             </w:r>
           </w:p>
         </w:tc>
@@ -15663,7 +15725,7 @@
                 <w:rFonts w:ascii="Hiragino Sans GB" w:hAnsi="Hiragino Sans GB" w:eastAsia="Hiragino Sans GB"/>
                 <w:sz w:val="17"/>
               </w:rPr>
-              <w:t>地形构造</w:t>
+              <w:t>信息提示</w:t>
             </w:r>
           </w:p>
         </w:tc>
@@ -15681,7 +15743,7 @@
                 <w:rFonts w:ascii="Hiragino Sans GB" w:hAnsi="Hiragino Sans GB" w:eastAsia="Hiragino Sans GB"/>
                 <w:sz w:val="17"/>
               </w:rPr>
-              <w:t>[地形构造]tectonic-3.0.26-neoforge-21.1.jar</w:t>
+              <w:t>[信息提示]Jade-1.21.1-NeoForge-15.10.5.jar</w:t>
             </w:r>
           </w:p>
         </w:tc>
@@ -15724,7 +15786,7 @@
                 <w:rFonts w:ascii="Hiragino Sans GB" w:hAnsi="Hiragino Sans GB" w:eastAsia="Hiragino Sans GB"/>
                 <w:sz w:val="17"/>
               </w:rPr>
-              <w:t>岩石缝合</w:t>
+              <w:t>信息提示扩展</w:t>
             </w:r>
           </w:p>
         </w:tc>
@@ -15743,7 +15805,7 @@
                 <w:rFonts w:ascii="Hiragino Sans GB" w:hAnsi="Hiragino Sans GB" w:eastAsia="Hiragino Sans GB"/>
                 <w:sz w:val="17"/>
               </w:rPr>
-              <w:t>[岩石缝合]lithostitched-1.7.13-neoforge-21.1.jar</w:t>
+              <w:t>[信息提示扩展]JadeAddons-1.21.1-NeoForge-6.1.0.jar</w:t>
             </w:r>
           </w:p>
         </w:tc>
@@ -15784,7 +15846,7 @@
                 <w:rFonts w:ascii="Hiragino Sans GB" w:hAnsi="Hiragino Sans GB" w:eastAsia="Hiragino Sans GB"/>
                 <w:sz w:val="17"/>
               </w:rPr>
-              <w:t>并行区块管理引擎</w:t>
+              <w:t>农夫乐事</w:t>
             </w:r>
           </w:p>
         </w:tc>
@@ -15802,7 +15864,7 @@
                 <w:rFonts w:ascii="Hiragino Sans GB" w:hAnsi="Hiragino Sans GB" w:eastAsia="Hiragino Sans GB"/>
                 <w:sz w:val="17"/>
               </w:rPr>
-              <w:t>[并行区块管理引擎]c2me-neoforge-mc1.21.1-0.4.0-alpha.0.116.jar</w:t>
+              <w:t>[农夫乐事]FarmersDelight-1.21.1-1.3.2.jar</w:t>
             </w:r>
           </w:p>
         </w:tc>
@@ -15845,7 +15907,7 @@
                 <w:rFonts w:ascii="Hiragino Sans GB" w:hAnsi="Hiragino Sans GB" w:eastAsia="Hiragino Sans GB"/>
                 <w:sz w:val="17"/>
               </w:rPr>
-              <w:t>性能分析</w:t>
+              <w:t>出生点C2ME修复</w:t>
             </w:r>
           </w:p>
         </w:tc>
@@ -15864,7 +15926,7 @@
                 <w:rFonts w:ascii="Hiragino Sans GB" w:hAnsi="Hiragino Sans GB" w:eastAsia="Hiragino Sans GB"/>
                 <w:sz w:val="17"/>
               </w:rPr>
-              <w:t>[性能分析]spark-1.10.124-neoforge.jar</w:t>
+              <w:t>[出生点C2ME修复]spawn_c2me_fix-1.21.1-1.0.0.jar</w:t>
             </w:r>
           </w:p>
         </w:tc>
@@ -15905,7 +15967,7 @@
                 <w:rFonts w:ascii="Hiragino Sans GB" w:hAnsi="Hiragino Sans GB" w:eastAsia="Hiragino Sans GB"/>
                 <w:sz w:val="17"/>
               </w:rPr>
-              <w:t>手工家具</w:t>
+              <w:t>动物生态</w:t>
             </w:r>
           </w:p>
         </w:tc>
@@ -15923,7 +15985,7 @@
                 <w:rFonts w:ascii="Hiragino Sans GB" w:hAnsi="Hiragino Sans GB" w:eastAsia="Hiragino Sans GB"/>
                 <w:sz w:val="17"/>
               </w:rPr>
-              <w:t>[手工家具]handcrafted-neoforge-1.21.1-4.0.3.jar</w:t>
+              <w:t>[动物生态]spawn-4.0.7-1.21.1.jar</w:t>
             </w:r>
           </w:p>
         </w:tc>
@@ -15966,7 +16028,7 @@
                 <w:rFonts w:ascii="Hiragino Sans GB" w:hAnsi="Hiragino Sans GB" w:eastAsia="Hiragino Sans GB"/>
                 <w:sz w:val="17"/>
               </w:rPr>
-              <w:t>收藏家商队</w:t>
+              <w:t>可扩展光照</w:t>
             </w:r>
           </w:p>
         </w:tc>
@@ -15985,7 +16047,7 @@
                 <w:rFonts w:ascii="Hiragino Sans GB" w:hAnsi="Hiragino Sans GB" w:eastAsia="Hiragino Sans GB"/>
                 <w:sz w:val="17"/>
               </w:rPr>
-              <w:t>[收藏家商队]collectors_caravan-8.5.0-neoforge-1.21.1.jar</w:t>
+              <w:t>[可扩展光照]ScalableLux-neoforge-0.3.0-alpha.0.6-all.jar</w:t>
             </w:r>
           </w:p>
         </w:tc>
@@ -16026,7 +16088,7 @@
                 <w:rFonts w:ascii="Hiragino Sans GB" w:hAnsi="Hiragino Sans GB" w:eastAsia="Hiragino Sans GB"/>
                 <w:sz w:val="17"/>
               </w:rPr>
-              <w:t>料理订单</w:t>
+              <w:t>土豆商店</w:t>
             </w:r>
           </w:p>
         </w:tc>
@@ -16044,7 +16106,7 @@
                 <w:rFonts w:ascii="Hiragino Sans GB" w:hAnsi="Hiragino Sans GB" w:eastAsia="Hiragino Sans GB"/>
                 <w:sz w:val="17"/>
               </w:rPr>
-              <w:t>[料理订单]ordertocook-1.3.5-neoforge1.21.1.jar</w:t>
+              <w:t>[土豆商店]spudaciousshops-1.10.3-neoforge-1.21.1.jar</w:t>
             </w:r>
           </w:p>
         </w:tc>
@@ -16087,7 +16149,7 @@
                 <w:rFonts w:ascii="Hiragino Sans GB" w:hAnsi="Hiragino Sans GB" w:eastAsia="Hiragino Sans GB"/>
                 <w:sz w:val="17"/>
               </w:rPr>
-              <w:t>服务器核心</w:t>
+              <w:t>地形构造</w:t>
             </w:r>
           </w:p>
         </w:tc>
@@ -16106,7 +16168,7 @@
                 <w:rFonts w:ascii="Hiragino Sans GB" w:hAnsi="Hiragino Sans GB" w:eastAsia="Hiragino Sans GB"/>
                 <w:sz w:val="17"/>
               </w:rPr>
-              <w:t>[服务器核心]servercore-neoforge-1.5.19+1.21.1.jar</w:t>
+              <w:t>[地形构造]tectonic-3.0.26-neoforge-21.1.jar</w:t>
             </w:r>
           </w:p>
         </w:tc>
@@ -16147,7 +16209,7 @@
                 <w:rFonts w:ascii="Hiragino Sans GB" w:hAnsi="Hiragino Sans GB" w:eastAsia="Hiragino Sans GB"/>
                 <w:sz w:val="17"/>
               </w:rPr>
-              <w:t>机械动力</w:t>
+              <w:t>岩石缝合</w:t>
             </w:r>
           </w:p>
         </w:tc>
@@ -16165,7 +16227,7 @@
                 <w:rFonts w:ascii="Hiragino Sans GB" w:hAnsi="Hiragino Sans GB" w:eastAsia="Hiragino Sans GB"/>
                 <w:sz w:val="17"/>
               </w:rPr>
-              <w:t>[机械动力]create-1.21.1-6.0.10.jar</w:t>
+              <w:t>[岩石缝合]lithostitched-1.7.13-neoforge-21.1.jar</w:t>
             </w:r>
           </w:p>
         </w:tc>
@@ -16208,7 +16270,7 @@
                 <w:rFonts w:ascii="Hiragino Sans GB" w:hAnsi="Hiragino Sans GB" w:eastAsia="Hiragino Sans GB"/>
                 <w:sz w:val="17"/>
               </w:rPr>
-              <w:t>框架</w:t>
+              <w:t>并行区块管理引擎</w:t>
             </w:r>
           </w:p>
         </w:tc>
@@ -16227,7 +16289,7 @@
                 <w:rFonts w:ascii="Hiragino Sans GB" w:hAnsi="Hiragino Sans GB" w:eastAsia="Hiragino Sans GB"/>
                 <w:sz w:val="17"/>
               </w:rPr>
-              <w:t>[框架]framework-neoforge-1.21.1-0.13.11.jar</w:t>
+              <w:t>[并行区块管理引擎]c2me-neoforge-mc1.21.1-0.4.0-alpha.0.116.jar</w:t>
             </w:r>
           </w:p>
         </w:tc>
@@ -16268,7 +16330,7 @@
                 <w:rFonts w:ascii="Hiragino Sans GB" w:hAnsi="Hiragino Sans GB" w:eastAsia="Hiragino Sans GB"/>
                 <w:sz w:val="17"/>
               </w:rPr>
-              <w:t>沉浸式家具</w:t>
+              <w:t>性能分析</w:t>
             </w:r>
           </w:p>
         </w:tc>
@@ -16286,7 +16348,7 @@
                 <w:rFonts w:ascii="Hiragino Sans GB" w:hAnsi="Hiragino Sans GB" w:eastAsia="Hiragino Sans GB"/>
                 <w:sz w:val="17"/>
               </w:rPr>
-              <w:t>[沉浸式家具]immersive_furniture-neoforge-0.3.0+1.21.1.jar</w:t>
+              <w:t>[性能分析]spark-1.10.124-neoforge.jar</w:t>
             </w:r>
           </w:p>
         </w:tc>
@@ -16329,7 +16391,7 @@
                 <w:rFonts w:ascii="Hiragino Sans GB" w:hAnsi="Hiragino Sans GB" w:eastAsia="Hiragino Sans GB"/>
                 <w:sz w:val="17"/>
               </w:rPr>
-              <w:t>沉浸式界面</w:t>
+              <w:t>手工家具</w:t>
             </w:r>
           </w:p>
         </w:tc>
@@ -16348,7 +16410,7 @@
                 <w:rFonts w:ascii="Hiragino Sans GB" w:hAnsi="Hiragino Sans GB" w:eastAsia="Hiragino Sans GB"/>
                 <w:sz w:val="17"/>
               </w:rPr>
-              <w:t>[沉浸式界面]immersiveoverlays-1.7.2+1.21.1.jar</w:t>
+              <w:t>[手工家具]handcrafted-neoforge-1.21.1-4.0.3.jar</w:t>
             </w:r>
           </w:p>
         </w:tc>
@@ -16389,7 +16451,7 @@
                 <w:rFonts w:ascii="Hiragino Sans GB" w:hAnsi="Hiragino Sans GB" w:eastAsia="Hiragino Sans GB"/>
                 <w:sz w:val="17"/>
               </w:rPr>
-              <w:t>泰拉瑞斯</w:t>
+              <w:t>收藏家商队</w:t>
             </w:r>
           </w:p>
         </w:tc>
@@ -16407,7 +16469,7 @@
                 <w:rFonts w:ascii="Hiragino Sans GB" w:hAnsi="Hiragino Sans GB" w:eastAsia="Hiragino Sans GB"/>
                 <w:sz w:val="17"/>
               </w:rPr>
-              <w:t>[泰拉瑞斯]Terralith_1.21.1_v2.6.2_Neoforge.jar</w:t>
+              <w:t>[收藏家商队]collectors_caravan-8.5.0-neoforge-1.21.1.jar</w:t>
             </w:r>
           </w:p>
         </w:tc>
@@ -16450,7 +16512,7 @@
                 <w:rFonts w:ascii="Hiragino Sans GB" w:hAnsi="Hiragino Sans GB" w:eastAsia="Hiragino Sans GB"/>
                 <w:sz w:val="17"/>
               </w:rPr>
-              <w:t>灼热枪械</w:t>
+              <w:t>料理订单</w:t>
             </w:r>
           </w:p>
         </w:tc>
@@ -16469,7 +16531,7 @@
                 <w:rFonts w:ascii="Hiragino Sans GB" w:hAnsi="Hiragino Sans GB" w:eastAsia="Hiragino Sans GB"/>
                 <w:sz w:val="17"/>
               </w:rPr>
-              <w:t>[灼热枪械]ScorchedGuns-Neoforge-1.5.jar</w:t>
+              <w:t>[料理订单]ordertocook-1.3.5-neoforge1.21.1.jar</w:t>
             </w:r>
           </w:p>
         </w:tc>
@@ -16510,7 +16572,7 @@
                 <w:rFonts w:ascii="Hiragino Sans GB" w:hAnsi="Hiragino Sans GB" w:eastAsia="Hiragino Sans GB"/>
                 <w:sz w:val="17"/>
               </w:rPr>
-              <w:t>物品描述</w:t>
+              <w:t>旋律前置库</w:t>
             </w:r>
           </w:p>
         </w:tc>
@@ -16528,7 +16590,7 @@
                 <w:rFonts w:ascii="Hiragino Sans GB" w:hAnsi="Hiragino Sans GB" w:eastAsia="Hiragino Sans GB"/>
                 <w:sz w:val="17"/>
               </w:rPr>
-              <w:t>[物品描述]item_descriptions-2.8.0+1.21.1-neoforge.jar</w:t>
+              <w:t>[旋律前置库]melody_neoforge_1.0.10_MC_1.21.jar</w:t>
             </w:r>
           </w:p>
         </w:tc>
@@ -16571,7 +16633,7 @@
                 <w:rFonts w:ascii="Hiragino Sans GB" w:hAnsi="Hiragino Sans GB" w:eastAsia="Hiragino Sans GB"/>
                 <w:sz w:val="17"/>
               </w:rPr>
-              <w:t>物品限制</w:t>
+              <w:t>服务器核心</w:t>
             </w:r>
           </w:p>
         </w:tc>
@@ -16590,7 +16652,7 @@
                 <w:rFonts w:ascii="Hiragino Sans GB" w:hAnsi="Hiragino Sans GB" w:eastAsia="Hiragino Sans GB"/>
                 <w:sz w:val="17"/>
               </w:rPr>
-              <w:t>[物品限制]itemrestrictions-9.0.0-neoforge.jar</w:t>
+              <w:t>[服务器核心]servercore-neoforge-1.5.19+1.21.1.jar</w:t>
             </w:r>
           </w:p>
         </w:tc>
@@ -16631,7 +16693,7 @@
                 <w:rFonts w:ascii="Hiragino Sans GB" w:hAnsi="Hiragino Sans GB" w:eastAsia="Hiragino Sans GB"/>
                 <w:sz w:val="17"/>
               </w:rPr>
-              <w:t>现代修复</w:t>
+              <w:t>机械动力</w:t>
             </w:r>
           </w:p>
         </w:tc>
@@ -16649,7 +16711,7 @@
                 <w:rFonts w:ascii="Hiragino Sans GB" w:hAnsi="Hiragino Sans GB" w:eastAsia="Hiragino Sans GB"/>
                 <w:sz w:val="17"/>
               </w:rPr>
-              <w:t>[现代修复]modernfix-neoforge-5.27.20+mc1.21.1.jar</w:t>
+              <w:t>[机械动力]create-1.21.1-6.0.10.jar</w:t>
             </w:r>
           </w:p>
         </w:tc>
@@ -16692,7 +16754,7 @@
                 <w:rFonts w:ascii="Hiragino Sans GB" w:hAnsi="Hiragino Sans GB" w:eastAsia="Hiragino Sans GB"/>
                 <w:sz w:val="17"/>
               </w:rPr>
-              <w:t>生物控制</w:t>
+              <w:t>框架</w:t>
             </w:r>
           </w:p>
         </w:tc>
@@ -16711,7 +16773,7 @@
                 <w:rFonts w:ascii="Hiragino Sans GB" w:hAnsi="Hiragino Sans GB" w:eastAsia="Hiragino Sans GB"/>
                 <w:sz w:val="17"/>
               </w:rPr>
-              <w:t>[生物控制]incontrol-1.21-10.2.6.jar</w:t>
+              <w:t>[框架]framework-neoforge-1.21.1-0.13.11.jar</w:t>
             </w:r>
           </w:p>
         </w:tc>
@@ -16752,7 +16814,7 @@
                 <w:rFonts w:ascii="Hiragino Sans GB" w:hAnsi="Hiragino Sans GB" w:eastAsia="Hiragino Sans GB"/>
                 <w:sz w:val="17"/>
               </w:rPr>
-              <w:t>生物新增</w:t>
+              <w:t>沉浸式家具</w:t>
             </w:r>
           </w:p>
         </w:tc>
@@ -16770,7 +16832,7 @@
                 <w:rFonts w:ascii="Hiragino Sans GB" w:hAnsi="Hiragino Sans GB" w:eastAsia="Hiragino Sans GB"/>
                 <w:sz w:val="17"/>
               </w:rPr>
-              <w:t>[生物新增]spawn-4.0.4-1.21.1.jar</w:t>
+              <w:t>[沉浸式家具]immersive_furniture-neoforge-0.3.2+1.21.1.jar</w:t>
             </w:r>
           </w:p>
         </w:tc>
@@ -16813,7 +16875,7 @@
                 <w:rFonts w:ascii="Hiragino Sans GB" w:hAnsi="Hiragino Sans GB" w:eastAsia="Hiragino Sans GB"/>
                 <w:sz w:val="17"/>
               </w:rPr>
-              <w:t>界面库</w:t>
+              <w:t>沉浸式界面</w:t>
             </w:r>
           </w:p>
         </w:tc>
@@ -16832,7 +16894,7 @@
                 <w:rFonts w:ascii="Hiragino Sans GB" w:hAnsi="Hiragino Sans GB" w:eastAsia="Hiragino Sans GB"/>
                 <w:sz w:val="17"/>
               </w:rPr>
-              <w:t>[界面库]uilib-9.0.0-neoforge.jar</w:t>
+              <w:t>[沉浸式界面]immersiveoverlays-1.7.3+1.21.1-neoforge.jar</w:t>
             </w:r>
           </w:p>
         </w:tc>
@@ -16873,7 +16935,7 @@
                 <w:rFonts w:ascii="Hiragino Sans GB" w:hAnsi="Hiragino Sans GB" w:eastAsia="Hiragino Sans GB"/>
                 <w:sz w:val="17"/>
               </w:rPr>
-              <w:t>破坏记录</w:t>
+              <w:t>泰拉瑞斯</w:t>
             </w:r>
           </w:p>
         </w:tc>
@@ -16891,7 +16953,7 @@
                 <w:rFonts w:ascii="Hiragino Sans GB" w:hAnsi="Hiragino Sans GB" w:eastAsia="Hiragino Sans GB"/>
                 <w:sz w:val="17"/>
               </w:rPr>
-              <w:t>[破坏记录]grieflogger-1.2.9-1.21.1-neoforge.jar</w:t>
+              <w:t>[泰拉瑞斯]Terralith_1.21.1_v2.6.2_Neoforge.jar</w:t>
             </w:r>
           </w:p>
         </w:tc>
@@ -16934,7 +16996,7 @@
                 <w:rFonts w:ascii="Hiragino Sans GB" w:hAnsi="Hiragino Sans GB" w:eastAsia="Hiragino Sans GB"/>
                 <w:sz w:val="17"/>
               </w:rPr>
-              <w:t>禁用聊天举报</w:t>
+              <w:t>灼热枪械</w:t>
             </w:r>
           </w:p>
         </w:tc>
@@ -16953,7 +17015,7 @@
                 <w:rFonts w:ascii="Hiragino Sans GB" w:hAnsi="Hiragino Sans GB" w:eastAsia="Hiragino Sans GB"/>
                 <w:sz w:val="17"/>
               </w:rPr>
-              <w:t>[禁用聊天举报]NoChatReports-NEOFORGE-1.21.1-v2.9.1.jar</w:t>
+              <w:t>[灼热枪械]ScorchedGuns-Neoforge-1.5.jar</w:t>
             </w:r>
           </w:p>
         </w:tc>
@@ -16994,7 +17056,7 @@
                 <w:rFonts w:ascii="Hiragino Sans GB" w:hAnsi="Hiragino Sans GB" w:eastAsia="Hiragino Sans GB"/>
                 <w:sz w:val="17"/>
               </w:rPr>
-              <w:t>结构建造师</w:t>
+              <w:t>物品描述</w:t>
             </w:r>
           </w:p>
         </w:tc>
@@ -17012,7 +17074,7 @@
                 <w:rFonts w:ascii="Hiragino Sans GB" w:hAnsi="Hiragino Sans GB" w:eastAsia="Hiragino Sans GB"/>
                 <w:sz w:val="17"/>
               </w:rPr>
-              <w:t>[结构建造师]structure_crafter-1.21.1neoforge-0.2.9.1.jar</w:t>
+              <w:t>[物品描述]item_descriptions-2.8.0+1.21.1-neoforge.jar</w:t>
             </w:r>
           </w:p>
         </w:tc>
@@ -17055,7 +17117,7 @@
                 <w:rFonts w:ascii="Hiragino Sans GB" w:hAnsi="Hiragino Sans GB" w:eastAsia="Hiragino Sans GB"/>
                 <w:sz w:val="17"/>
               </w:rPr>
-              <w:t>职业+</w:t>
+              <w:t>物品查询</w:t>
             </w:r>
           </w:p>
         </w:tc>
@@ -17074,7 +17136,7 @@
                 <w:rFonts w:ascii="Hiragino Sans GB" w:hAnsi="Hiragino Sans GB" w:eastAsia="Hiragino Sans GB"/>
                 <w:sz w:val="17"/>
               </w:rPr>
-              <w:t>[职业+]jobsplus-9.0.0-neoforge.jar</w:t>
+              <w:t>[物品查询]oneenoughitem-neoforge-1.21.1-1.0.8.jar</w:t>
             </w:r>
           </w:p>
         </w:tc>
@@ -17115,7 +17177,7 @@
                 <w:rFonts w:ascii="Hiragino Sans GB" w:hAnsi="Hiragino Sans GB" w:eastAsia="Hiragino Sans GB"/>
                 <w:sz w:val="17"/>
               </w:rPr>
-              <w:t>节气</w:t>
+              <w:t>物品管理</w:t>
             </w:r>
           </w:p>
         </w:tc>
@@ -17133,7 +17195,7 @@
                 <w:rFonts w:ascii="Hiragino Sans GB" w:hAnsi="Hiragino Sans GB" w:eastAsia="Hiragino Sans GB"/>
                 <w:sz w:val="17"/>
               </w:rPr>
-              <w:t>[节气]EclipticSeasons-1.21.1-neoforge-0.14.1-hotfix.jar</w:t>
+              <w:t>[物品管理]jei-1.21.1-neoforge-19.42.0.385.jar</w:t>
             </w:r>
           </w:p>
         </w:tc>
@@ -17176,7 +17238,7 @@
                 <w:rFonts w:ascii="Hiragino Sans GB" w:hAnsi="Hiragino Sans GB" w:eastAsia="Hiragino Sans GB"/>
                 <w:sz w:val="17"/>
               </w:rPr>
-              <w:t>范式</w:t>
+              <w:t>物品限制</w:t>
             </w:r>
           </w:p>
         </w:tc>
@@ -17195,7 +17257,7 @@
                 <w:rFonts w:ascii="Hiragino Sans GB" w:hAnsi="Hiragino Sans GB" w:eastAsia="Hiragino Sans GB"/>
                 <w:sz w:val="17"/>
               </w:rPr>
-              <w:t>[范式]Paradigm-neoforge-1.21.1-2.3.0b.jar</w:t>
+              <w:t>[物品限制]itemrestrictions-9.0.0-neoforge.jar</w:t>
             </w:r>
           </w:p>
         </w:tc>
@@ -17236,7 +17298,7 @@
                 <w:rFonts w:ascii="Hiragino Sans GB" w:hAnsi="Hiragino Sans GB" w:eastAsia="Hiragino Sans GB"/>
                 <w:sz w:val="17"/>
               </w:rPr>
-              <w:t>莱特曼货币</w:t>
+              <w:t>现代修复</w:t>
             </w:r>
           </w:p>
         </w:tc>
@@ -17254,7 +17316,7 @@
                 <w:rFonts w:ascii="Hiragino Sans GB" w:hAnsi="Hiragino Sans GB" w:eastAsia="Hiragino Sans GB"/>
                 <w:sz w:val="17"/>
               </w:rPr>
-              <w:t>[莱特曼货币]lightmanscurrency-1.21-2.3.0.5.jar</w:t>
+              <w:t>[现代修复]modernfix-neoforge-5.27.20+mc1.21.1.jar</w:t>
             </w:r>
           </w:p>
         </w:tc>
@@ -17297,7 +17359,7 @@
                 <w:rFonts w:ascii="Hiragino Sans GB" w:hAnsi="Hiragino Sans GB" w:eastAsia="Hiragino Sans GB"/>
                 <w:sz w:val="17"/>
               </w:rPr>
-              <w:t>莱特曼货币悬赏</w:t>
+              <w:t>生物控制</w:t>
             </w:r>
           </w:p>
         </w:tc>
@@ -17316,7 +17378,7 @@
                 <w:rFonts w:ascii="Hiragino Sans GB" w:hAnsi="Hiragino Sans GB" w:eastAsia="Hiragino Sans GB"/>
                 <w:sz w:val="17"/>
               </w:rPr>
-              <w:t>[莱特曼货币悬赏]Lightmans-Currency-Bounties-universal.jar</w:t>
+              <w:t>[生物控制]incontrol-1.21-10.2.6.jar</w:t>
             </w:r>
           </w:p>
         </w:tc>
@@ -17357,7 +17419,7 @@
                 <w:rFonts w:ascii="Hiragino Sans GB" w:hAnsi="Hiragino Sans GB" w:eastAsia="Hiragino Sans GB"/>
                 <w:sz w:val="17"/>
               </w:rPr>
-              <w:t>蝴蝶物语</w:t>
+              <w:t>界面库</w:t>
             </w:r>
           </w:p>
         </w:tc>
@@ -17375,7 +17437,7 @@
                 <w:rFonts w:ascii="Hiragino Sans GB" w:hAnsi="Hiragino Sans GB" w:eastAsia="Hiragino Sans GB"/>
                 <w:sz w:val="17"/>
               </w:rPr>
-              <w:t>[蝴蝶物语]Longwings-v0.9.5-1.21.1-NeoForge.jar</w:t>
+              <w:t>[界面库]uilib-9.0.0-neoforge.jar</w:t>
             </w:r>
           </w:p>
         </w:tc>
@@ -17418,7 +17480,7 @@
                 <w:rFonts w:ascii="Hiragino Sans GB" w:hAnsi="Hiragino Sans GB" w:eastAsia="Hiragino Sans GB"/>
                 <w:sz w:val="17"/>
               </w:rPr>
-              <w:t>资源库</w:t>
+              <w:t>破坏记录</w:t>
             </w:r>
           </w:p>
         </w:tc>
@@ -17437,7 +17499,7 @@
                 <w:rFonts w:ascii="Hiragino Sans GB" w:hAnsi="Hiragino Sans GB" w:eastAsia="Hiragino Sans GB"/>
                 <w:sz w:val="17"/>
               </w:rPr>
-              <w:t>[资源库]resourcefullib-neoforge-1.21-3.0.12.jar</w:t>
+              <w:t>[破坏记录]grieflogger-1.2.9-1.21.1-neoforge.jar</w:t>
             </w:r>
           </w:p>
         </w:tc>
@@ -17478,7 +17540,7 @@
                 <w:rFonts w:ascii="Hiragino Sans GB" w:hAnsi="Hiragino Sans GB" w:eastAsia="Hiragino Sans GB"/>
                 <w:sz w:val="17"/>
               </w:rPr>
-              <w:t>野外指南</w:t>
+              <w:t>禁用聊天举报</w:t>
             </w:r>
           </w:p>
         </w:tc>
@@ -17496,7 +17558,7 @@
                 <w:rFonts w:ascii="Hiragino Sans GB" w:hAnsi="Hiragino Sans GB" w:eastAsia="Hiragino Sans GB"/>
                 <w:sz w:val="17"/>
               </w:rPr>
-              <w:t>[野外指南]fieldguide-neoforge-1.21.1-1.13.3.jar</w:t>
+              <w:t>[禁用聊天举报]NoChatReports-NEOFORGE-1.21.1-v2.9.1.jar</w:t>
             </w:r>
           </w:p>
         </w:tc>
@@ -17539,7 +17601,7 @@
                 <w:rFonts w:ascii="Hiragino Sans GB" w:hAnsi="Hiragino Sans GB" w:eastAsia="Hiragino Sans GB"/>
                 <w:sz w:val="17"/>
               </w:rPr>
-              <w:t>铁氧体核心</w:t>
+              <w:t>章鱼库</w:t>
             </w:r>
           </w:p>
         </w:tc>
@@ -17558,7 +17620,7 @@
                 <w:rFonts w:ascii="Hiragino Sans GB" w:hAnsi="Hiragino Sans GB" w:eastAsia="Hiragino Sans GB"/>
                 <w:sz w:val="17"/>
               </w:rPr>
-              <w:t>[铁氧体核心]ferritecore-7.0.3-neoforge.jar</w:t>
+              <w:t>[章鱼库]OctoLib-NEOFORGE-0.6.2+1.21.jar</w:t>
             </w:r>
           </w:p>
         </w:tc>
@@ -17599,7 +17661,7 @@
                 <w:rFonts w:ascii="Hiragino Sans GB" w:hAnsi="Hiragino Sans GB" w:eastAsia="Hiragino Sans GB"/>
                 <w:sz w:val="17"/>
               </w:rPr>
-              <w:t>锂</w:t>
+              <w:t>结构建造师</w:t>
             </w:r>
           </w:p>
         </w:tc>
@@ -17617,7 +17679,7 @@
                 <w:rFonts w:ascii="Hiragino Sans GB" w:hAnsi="Hiragino Sans GB" w:eastAsia="Hiragino Sans GB"/>
                 <w:sz w:val="17"/>
               </w:rPr>
-              <w:t>[锂]lithium-neoforge-0.15.4+mc1.21.1.jar</w:t>
+              <w:t>[结构建造师]structure_crafter-1.21.1neoforge-0.2.9.1.jar</w:t>
             </w:r>
           </w:p>
         </w:tc>
@@ -17660,7 +17722,7 @@
                 <w:rFonts w:ascii="Hiragino Sans GB" w:hAnsi="Hiragino Sans GB" w:eastAsia="Hiragino Sans GB"/>
                 <w:sz w:val="17"/>
               </w:rPr>
-              <w:t>队伍与领地</w:t>
+              <w:t>职业+</w:t>
             </w:r>
           </w:p>
         </w:tc>
@@ -17679,7 +17741,7 @@
                 <w:rFonts w:ascii="Hiragino Sans GB" w:hAnsi="Hiragino Sans GB" w:eastAsia="Hiragino Sans GB"/>
                 <w:sz w:val="17"/>
               </w:rPr>
-              <w:t>[队伍与领地]open-parties-and-claims-neoforge-1.21.1-0.28.1.jar</w:t>
+              <w:t>[职业+]jobsplus-9.0.0-neoforge.jar</w:t>
             </w:r>
           </w:p>
         </w:tc>
@@ -17720,7 +17782,7 @@
                 <w:rFonts w:ascii="Hiragino Sans GB" w:hAnsi="Hiragino Sans GB" w:eastAsia="Hiragino Sans GB"/>
                 <w:sz w:val="17"/>
               </w:rPr>
-              <w:t>饰品API</w:t>
+              <w:t>脚本支持</w:t>
             </w:r>
           </w:p>
         </w:tc>
@@ -17738,7 +17800,7 @@
                 <w:rFonts w:ascii="Hiragino Sans GB" w:hAnsi="Hiragino Sans GB" w:eastAsia="Hiragino Sans GB"/>
                 <w:sz w:val="17"/>
               </w:rPr>
-              <w:t>[饰品API]curios-neoforge-9.5.1+1.21.1.jar</w:t>
+              <w:t>[脚本支持]kubejs-neoforge-2101.7.2-build.368.jar</w:t>
             </w:r>
           </w:p>
         </w:tc>
@@ -17781,7 +17843,7 @@
                 <w:rFonts w:ascii="Hiragino Sans GB" w:hAnsi="Hiragino Sans GB" w:eastAsia="Hiragino Sans GB"/>
                 <w:sz w:val="17"/>
               </w:rPr>
-              <w:t>bountiful-neoforge</w:t>
+              <w:t>自然图鉴</w:t>
             </w:r>
           </w:p>
         </w:tc>
@@ -17800,7 +17862,975 @@
                 <w:rFonts w:ascii="Hiragino Sans GB" w:hAnsi="Hiragino Sans GB" w:eastAsia="Hiragino Sans GB"/>
                 <w:sz w:val="17"/>
               </w:rPr>
-              <w:t>bountiful-neoforge-8.0.0-beta.2.jar</w:t>
+              <w:t>[自然图鉴]fieldguide-neoforge-1.21.1-1.13.4.jar</w:t>
+            </w:r>
+          </w:p>
+        </w:tc>
+      </w:tr>
+      <w:tr>
+        <w:trPr>
+          <w:cantSplit/>
+        </w:trPr>
+        <w:tc>
+          <w:tcPr>
+            <w:tcW w:type="dxa" w:w="680"/>
+            <w:vAlign w:val="center"/>
+          </w:tcPr>
+          <w:p>
+            <w:pPr>
+              <w:spacing w:before="40" w:after="40" w:line="276" w:lineRule="auto"/>
+            </w:pPr>
+            <w:r>
+              <w:rPr>
+                <w:rFonts w:ascii="Hiragino Sans GB" w:hAnsi="Hiragino Sans GB" w:eastAsia="Hiragino Sans GB"/>
+                <w:sz w:val="17"/>
+              </w:rPr>
+              <w:t>51</w:t>
+            </w:r>
+          </w:p>
+        </w:tc>
+        <w:tc>
+          <w:tcPr>
+            <w:tcW w:type="dxa" w:w="2154"/>
+            <w:vAlign w:val="center"/>
+          </w:tcPr>
+          <w:p>
+            <w:pPr>
+              <w:spacing w:before="40" w:after="40" w:line="276" w:lineRule="auto"/>
+            </w:pPr>
+            <w:r>
+              <w:rPr>
+                <w:rFonts w:ascii="Hiragino Sans GB" w:hAnsi="Hiragino Sans GB" w:eastAsia="Hiragino Sans GB"/>
+                <w:sz w:val="17"/>
+              </w:rPr>
+              <w:t>节气</w:t>
+            </w:r>
+          </w:p>
+        </w:tc>
+        <w:tc>
+          <w:tcPr>
+            <w:tcW w:type="dxa" w:w="6406"/>
+            <w:vAlign w:val="center"/>
+          </w:tcPr>
+          <w:p>
+            <w:pPr>
+              <w:spacing w:before="40" w:after="40" w:line="276" w:lineRule="auto"/>
+            </w:pPr>
+            <w:r>
+              <w:rPr>
+                <w:rFonts w:ascii="Hiragino Sans GB" w:hAnsi="Hiragino Sans GB" w:eastAsia="Hiragino Sans GB"/>
+                <w:sz w:val="17"/>
+              </w:rPr>
+              <w:t>[节气]EclipticSeasons-1.21.1-neoforge-0.14.2.1.2.jar</w:t>
+            </w:r>
+          </w:p>
+        </w:tc>
+      </w:tr>
+      <w:tr>
+        <w:trPr>
+          <w:cantSplit/>
+        </w:trPr>
+        <w:tc>
+          <w:tcPr>
+            <w:tcW w:type="dxa" w:w="680"/>
+            <w:vAlign w:val="center"/>
+            <w:shd w:fill="F5F7F4"/>
+          </w:tcPr>
+          <w:p>
+            <w:pPr>
+              <w:spacing w:before="40" w:after="40" w:line="276" w:lineRule="auto"/>
+            </w:pPr>
+            <w:r>
+              <w:rPr>
+                <w:rFonts w:ascii="Hiragino Sans GB" w:hAnsi="Hiragino Sans GB" w:eastAsia="Hiragino Sans GB"/>
+                <w:sz w:val="17"/>
+              </w:rPr>
+              <w:t>52</w:t>
+            </w:r>
+          </w:p>
+        </w:tc>
+        <w:tc>
+          <w:tcPr>
+            <w:tcW w:type="dxa" w:w="2154"/>
+            <w:vAlign w:val="center"/>
+            <w:shd w:fill="F5F7F4"/>
+          </w:tcPr>
+          <w:p>
+            <w:pPr>
+              <w:spacing w:before="40" w:after="40" w:line="276" w:lineRule="auto"/>
+            </w:pPr>
+            <w:r>
+              <w:rPr>
+                <w:rFonts w:ascii="Hiragino Sans GB" w:hAnsi="Hiragino Sans GB" w:eastAsia="Hiragino Sans GB"/>
+                <w:sz w:val="17"/>
+              </w:rPr>
+              <w:t>范式</w:t>
+            </w:r>
+          </w:p>
+        </w:tc>
+        <w:tc>
+          <w:tcPr>
+            <w:tcW w:type="dxa" w:w="6406"/>
+            <w:vAlign w:val="center"/>
+            <w:shd w:fill="F5F7F4"/>
+          </w:tcPr>
+          <w:p>
+            <w:pPr>
+              <w:spacing w:before="40" w:after="40" w:line="276" w:lineRule="auto"/>
+            </w:pPr>
+            <w:r>
+              <w:rPr>
+                <w:rFonts w:ascii="Hiragino Sans GB" w:hAnsi="Hiragino Sans GB" w:eastAsia="Hiragino Sans GB"/>
+                <w:sz w:val="17"/>
+              </w:rPr>
+              <w:t>[范式]Paradigm-neoforge-1.21.1-2.3.0b.jar</w:t>
+            </w:r>
+          </w:p>
+        </w:tc>
+      </w:tr>
+      <w:tr>
+        <w:trPr>
+          <w:cantSplit/>
+        </w:trPr>
+        <w:tc>
+          <w:tcPr>
+            <w:tcW w:type="dxa" w:w="680"/>
+            <w:vAlign w:val="center"/>
+          </w:tcPr>
+          <w:p>
+            <w:pPr>
+              <w:spacing w:before="40" w:after="40" w:line="276" w:lineRule="auto"/>
+            </w:pPr>
+            <w:r>
+              <w:rPr>
+                <w:rFonts w:ascii="Hiragino Sans GB" w:hAnsi="Hiragino Sans GB" w:eastAsia="Hiragino Sans GB"/>
+                <w:sz w:val="17"/>
+              </w:rPr>
+              <w:t>53</w:t>
+            </w:r>
+          </w:p>
+        </w:tc>
+        <w:tc>
+          <w:tcPr>
+            <w:tcW w:type="dxa" w:w="2154"/>
+            <w:vAlign w:val="center"/>
+          </w:tcPr>
+          <w:p>
+            <w:pPr>
+              <w:spacing w:before="40" w:after="40" w:line="276" w:lineRule="auto"/>
+            </w:pPr>
+            <w:r>
+              <w:rPr>
+                <w:rFonts w:ascii="Hiragino Sans GB" w:hAnsi="Hiragino Sans GB" w:eastAsia="Hiragino Sans GB"/>
+                <w:sz w:val="17"/>
+              </w:rPr>
+              <w:t>莱特曼货币</w:t>
+            </w:r>
+          </w:p>
+        </w:tc>
+        <w:tc>
+          <w:tcPr>
+            <w:tcW w:type="dxa" w:w="6406"/>
+            <w:vAlign w:val="center"/>
+          </w:tcPr>
+          <w:p>
+            <w:pPr>
+              <w:spacing w:before="40" w:after="40" w:line="276" w:lineRule="auto"/>
+            </w:pPr>
+            <w:r>
+              <w:rPr>
+                <w:rFonts w:ascii="Hiragino Sans GB" w:hAnsi="Hiragino Sans GB" w:eastAsia="Hiragino Sans GB"/>
+                <w:sz w:val="17"/>
+              </w:rPr>
+              <w:t>[莱特曼货币]lightmanscurrency-1.21-2.3.0.5.jar</w:t>
+            </w:r>
+          </w:p>
+        </w:tc>
+      </w:tr>
+      <w:tr>
+        <w:trPr>
+          <w:cantSplit/>
+        </w:trPr>
+        <w:tc>
+          <w:tcPr>
+            <w:tcW w:type="dxa" w:w="680"/>
+            <w:vAlign w:val="center"/>
+            <w:shd w:fill="F5F7F4"/>
+          </w:tcPr>
+          <w:p>
+            <w:pPr>
+              <w:spacing w:before="40" w:after="40" w:line="276" w:lineRule="auto"/>
+            </w:pPr>
+            <w:r>
+              <w:rPr>
+                <w:rFonts w:ascii="Hiragino Sans GB" w:hAnsi="Hiragino Sans GB" w:eastAsia="Hiragino Sans GB"/>
+                <w:sz w:val="17"/>
+              </w:rPr>
+              <w:t>54</w:t>
+            </w:r>
+          </w:p>
+        </w:tc>
+        <w:tc>
+          <w:tcPr>
+            <w:tcW w:type="dxa" w:w="2154"/>
+            <w:vAlign w:val="center"/>
+            <w:shd w:fill="F5F7F4"/>
+          </w:tcPr>
+          <w:p>
+            <w:pPr>
+              <w:spacing w:before="40" w:after="40" w:line="276" w:lineRule="auto"/>
+            </w:pPr>
+            <w:r>
+              <w:rPr>
+                <w:rFonts w:ascii="Hiragino Sans GB" w:hAnsi="Hiragino Sans GB" w:eastAsia="Hiragino Sans GB"/>
+                <w:sz w:val="17"/>
+              </w:rPr>
+              <w:t>莱特曼货币悬赏</w:t>
+            </w:r>
+          </w:p>
+        </w:tc>
+        <w:tc>
+          <w:tcPr>
+            <w:tcW w:type="dxa" w:w="6406"/>
+            <w:vAlign w:val="center"/>
+            <w:shd w:fill="F5F7F4"/>
+          </w:tcPr>
+          <w:p>
+            <w:pPr>
+              <w:spacing w:before="40" w:after="40" w:line="276" w:lineRule="auto"/>
+            </w:pPr>
+            <w:r>
+              <w:rPr>
+                <w:rFonts w:ascii="Hiragino Sans GB" w:hAnsi="Hiragino Sans GB" w:eastAsia="Hiragino Sans GB"/>
+                <w:sz w:val="17"/>
+              </w:rPr>
+              <w:t>[莱特曼货币悬赏]Lightmans-Currency-Bounties-universal.jar</w:t>
+            </w:r>
+          </w:p>
+        </w:tc>
+      </w:tr>
+      <w:tr>
+        <w:trPr>
+          <w:cantSplit/>
+        </w:trPr>
+        <w:tc>
+          <w:tcPr>
+            <w:tcW w:type="dxa" w:w="680"/>
+            <w:vAlign w:val="center"/>
+          </w:tcPr>
+          <w:p>
+            <w:pPr>
+              <w:spacing w:before="40" w:after="40" w:line="276" w:lineRule="auto"/>
+            </w:pPr>
+            <w:r>
+              <w:rPr>
+                <w:rFonts w:ascii="Hiragino Sans GB" w:hAnsi="Hiragino Sans GB" w:eastAsia="Hiragino Sans GB"/>
+                <w:sz w:val="17"/>
+              </w:rPr>
+              <w:t>55</w:t>
+            </w:r>
+          </w:p>
+        </w:tc>
+        <w:tc>
+          <w:tcPr>
+            <w:tcW w:type="dxa" w:w="2154"/>
+            <w:vAlign w:val="center"/>
+          </w:tcPr>
+          <w:p>
+            <w:pPr>
+              <w:spacing w:before="40" w:after="40" w:line="276" w:lineRule="auto"/>
+            </w:pPr>
+            <w:r>
+              <w:rPr>
+                <w:rFonts w:ascii="Hiragino Sans GB" w:hAnsi="Hiragino Sans GB" w:eastAsia="Hiragino Sans GB"/>
+                <w:sz w:val="17"/>
+              </w:rPr>
+              <w:t>蝴蝶物语</w:t>
+            </w:r>
+          </w:p>
+        </w:tc>
+        <w:tc>
+          <w:tcPr>
+            <w:tcW w:type="dxa" w:w="6406"/>
+            <w:vAlign w:val="center"/>
+          </w:tcPr>
+          <w:p>
+            <w:pPr>
+              <w:spacing w:before="40" w:after="40" w:line="276" w:lineRule="auto"/>
+            </w:pPr>
+            <w:r>
+              <w:rPr>
+                <w:rFonts w:ascii="Hiragino Sans GB" w:hAnsi="Hiragino Sans GB" w:eastAsia="Hiragino Sans GB"/>
+                <w:sz w:val="17"/>
+              </w:rPr>
+              <w:t>[蝴蝶物语]Longwings-v0.9.5-1.21.1-NeoForge.jar</w:t>
+            </w:r>
+          </w:p>
+        </w:tc>
+      </w:tr>
+      <w:tr>
+        <w:trPr>
+          <w:cantSplit/>
+        </w:trPr>
+        <w:tc>
+          <w:tcPr>
+            <w:tcW w:type="dxa" w:w="680"/>
+            <w:vAlign w:val="center"/>
+            <w:shd w:fill="F5F7F4"/>
+          </w:tcPr>
+          <w:p>
+            <w:pPr>
+              <w:spacing w:before="40" w:after="40" w:line="276" w:lineRule="auto"/>
+            </w:pPr>
+            <w:r>
+              <w:rPr>
+                <w:rFonts w:ascii="Hiragino Sans GB" w:hAnsi="Hiragino Sans GB" w:eastAsia="Hiragino Sans GB"/>
+                <w:sz w:val="17"/>
+              </w:rPr>
+              <w:t>56</w:t>
+            </w:r>
+          </w:p>
+        </w:tc>
+        <w:tc>
+          <w:tcPr>
+            <w:tcW w:type="dxa" w:w="2154"/>
+            <w:vAlign w:val="center"/>
+            <w:shd w:fill="F5F7F4"/>
+          </w:tcPr>
+          <w:p>
+            <w:pPr>
+              <w:spacing w:before="40" w:after="40" w:line="276" w:lineRule="auto"/>
+            </w:pPr>
+            <w:r>
+              <w:rPr>
+                <w:rFonts w:ascii="Hiragino Sans GB" w:hAnsi="Hiragino Sans GB" w:eastAsia="Hiragino Sans GB"/>
+                <w:sz w:val="17"/>
+              </w:rPr>
+              <w:t>资源库</w:t>
+            </w:r>
+          </w:p>
+        </w:tc>
+        <w:tc>
+          <w:tcPr>
+            <w:tcW w:type="dxa" w:w="6406"/>
+            <w:vAlign w:val="center"/>
+            <w:shd w:fill="F5F7F4"/>
+          </w:tcPr>
+          <w:p>
+            <w:pPr>
+              <w:spacing w:before="40" w:after="40" w:line="276" w:lineRule="auto"/>
+            </w:pPr>
+            <w:r>
+              <w:rPr>
+                <w:rFonts w:ascii="Hiragino Sans GB" w:hAnsi="Hiragino Sans GB" w:eastAsia="Hiragino Sans GB"/>
+                <w:sz w:val="17"/>
+              </w:rPr>
+              <w:t>[资源库]resourcefullib-neoforge-1.21-3.0.12.jar</w:t>
+            </w:r>
+          </w:p>
+        </w:tc>
+      </w:tr>
+      <w:tr>
+        <w:trPr>
+          <w:cantSplit/>
+        </w:trPr>
+        <w:tc>
+          <w:tcPr>
+            <w:tcW w:type="dxa" w:w="680"/>
+            <w:vAlign w:val="center"/>
+          </w:tcPr>
+          <w:p>
+            <w:pPr>
+              <w:spacing w:before="40" w:after="40" w:line="276" w:lineRule="auto"/>
+            </w:pPr>
+            <w:r>
+              <w:rPr>
+                <w:rFonts w:ascii="Hiragino Sans GB" w:hAnsi="Hiragino Sans GB" w:eastAsia="Hiragino Sans GB"/>
+                <w:sz w:val="17"/>
+              </w:rPr>
+              <w:t>57</w:t>
+            </w:r>
+          </w:p>
+        </w:tc>
+        <w:tc>
+          <w:tcPr>
+            <w:tcW w:type="dxa" w:w="2154"/>
+            <w:vAlign w:val="center"/>
+          </w:tcPr>
+          <w:p>
+            <w:pPr>
+              <w:spacing w:before="40" w:after="40" w:line="276" w:lineRule="auto"/>
+            </w:pPr>
+            <w:r>
+              <w:rPr>
+                <w:rFonts w:ascii="Hiragino Sans GB" w:hAnsi="Hiragino Sans GB" w:eastAsia="Hiragino Sans GB"/>
+                <w:sz w:val="17"/>
+              </w:rPr>
+              <w:t>跨平台架构</w:t>
+            </w:r>
+          </w:p>
+        </w:tc>
+        <w:tc>
+          <w:tcPr>
+            <w:tcW w:type="dxa" w:w="6406"/>
+            <w:vAlign w:val="center"/>
+          </w:tcPr>
+          <w:p>
+            <w:pPr>
+              <w:spacing w:before="40" w:after="40" w:line="276" w:lineRule="auto"/>
+            </w:pPr>
+            <w:r>
+              <w:rPr>
+                <w:rFonts w:ascii="Hiragino Sans GB" w:hAnsi="Hiragino Sans GB" w:eastAsia="Hiragino Sans GB"/>
+                <w:sz w:val="17"/>
+              </w:rPr>
+              <w:t>[跨平台架构]architectury-13.0.11-neoforge.jar</w:t>
+            </w:r>
+          </w:p>
+        </w:tc>
+      </w:tr>
+      <w:tr>
+        <w:trPr>
+          <w:cantSplit/>
+        </w:trPr>
+        <w:tc>
+          <w:tcPr>
+            <w:tcW w:type="dxa" w:w="680"/>
+            <w:vAlign w:val="center"/>
+            <w:shd w:fill="F5F7F4"/>
+          </w:tcPr>
+          <w:p>
+            <w:pPr>
+              <w:spacing w:before="40" w:after="40" w:line="276" w:lineRule="auto"/>
+            </w:pPr>
+            <w:r>
+              <w:rPr>
+                <w:rFonts w:ascii="Hiragino Sans GB" w:hAnsi="Hiragino Sans GB" w:eastAsia="Hiragino Sans GB"/>
+                <w:sz w:val="17"/>
+              </w:rPr>
+              <w:t>58</w:t>
+            </w:r>
+          </w:p>
+        </w:tc>
+        <w:tc>
+          <w:tcPr>
+            <w:tcW w:type="dxa" w:w="2154"/>
+            <w:vAlign w:val="center"/>
+            <w:shd w:fill="F5F7F4"/>
+          </w:tcPr>
+          <w:p>
+            <w:pPr>
+              <w:spacing w:before="40" w:after="40" w:line="276" w:lineRule="auto"/>
+            </w:pPr>
+            <w:r>
+              <w:rPr>
+                <w:rFonts w:ascii="Hiragino Sans GB" w:hAnsi="Hiragino Sans GB" w:eastAsia="Hiragino Sans GB"/>
+                <w:sz w:val="17"/>
+              </w:rPr>
+              <w:t>配方统一</w:t>
+            </w:r>
+          </w:p>
+        </w:tc>
+        <w:tc>
+          <w:tcPr>
+            <w:tcW w:type="dxa" w:w="6406"/>
+            <w:vAlign w:val="center"/>
+            <w:shd w:fill="F5F7F4"/>
+          </w:tcPr>
+          <w:p>
+            <w:pPr>
+              <w:spacing w:before="40" w:after="40" w:line="276" w:lineRule="auto"/>
+            </w:pPr>
+            <w:r>
+              <w:rPr>
+                <w:rFonts w:ascii="Hiragino Sans GB" w:hAnsi="Hiragino Sans GB" w:eastAsia="Hiragino Sans GB"/>
+                <w:sz w:val="17"/>
+              </w:rPr>
+              <w:t>[配方统一]almostunified-neoforge-1.21.1-1.4.2.jar</w:t>
+            </w:r>
+          </w:p>
+        </w:tc>
+      </w:tr>
+      <w:tr>
+        <w:trPr>
+          <w:cantSplit/>
+        </w:trPr>
+        <w:tc>
+          <w:tcPr>
+            <w:tcW w:type="dxa" w:w="680"/>
+            <w:vAlign w:val="center"/>
+          </w:tcPr>
+          <w:p>
+            <w:pPr>
+              <w:spacing w:before="40" w:after="40" w:line="276" w:lineRule="auto"/>
+            </w:pPr>
+            <w:r>
+              <w:rPr>
+                <w:rFonts w:ascii="Hiragino Sans GB" w:hAnsi="Hiragino Sans GB" w:eastAsia="Hiragino Sans GB"/>
+                <w:sz w:val="17"/>
+              </w:rPr>
+              <w:t>59</w:t>
+            </w:r>
+          </w:p>
+        </w:tc>
+        <w:tc>
+          <w:tcPr>
+            <w:tcW w:type="dxa" w:w="2154"/>
+            <w:vAlign w:val="center"/>
+          </w:tcPr>
+          <w:p>
+            <w:pPr>
+              <w:spacing w:before="40" w:after="40" w:line="276" w:lineRule="auto"/>
+            </w:pPr>
+            <w:r>
+              <w:rPr>
+                <w:rFonts w:ascii="Hiragino Sans GB" w:hAnsi="Hiragino Sans GB" w:eastAsia="Hiragino Sans GB"/>
+                <w:sz w:val="17"/>
+              </w:rPr>
+              <w:t>铁氧体核心</w:t>
+            </w:r>
+          </w:p>
+        </w:tc>
+        <w:tc>
+          <w:tcPr>
+            <w:tcW w:type="dxa" w:w="6406"/>
+            <w:vAlign w:val="center"/>
+          </w:tcPr>
+          <w:p>
+            <w:pPr>
+              <w:spacing w:before="40" w:after="40" w:line="276" w:lineRule="auto"/>
+            </w:pPr>
+            <w:r>
+              <w:rPr>
+                <w:rFonts w:ascii="Hiragino Sans GB" w:hAnsi="Hiragino Sans GB" w:eastAsia="Hiragino Sans GB"/>
+                <w:sz w:val="17"/>
+              </w:rPr>
+              <w:t>[铁氧体核心]ferritecore-7.0.3-neoforge.jar</w:t>
+            </w:r>
+          </w:p>
+        </w:tc>
+      </w:tr>
+      <w:tr>
+        <w:trPr>
+          <w:cantSplit/>
+        </w:trPr>
+        <w:tc>
+          <w:tcPr>
+            <w:tcW w:type="dxa" w:w="680"/>
+            <w:vAlign w:val="center"/>
+            <w:shd w:fill="F5F7F4"/>
+          </w:tcPr>
+          <w:p>
+            <w:pPr>
+              <w:spacing w:before="40" w:after="40" w:line="276" w:lineRule="auto"/>
+            </w:pPr>
+            <w:r>
+              <w:rPr>
+                <w:rFonts w:ascii="Hiragino Sans GB" w:hAnsi="Hiragino Sans GB" w:eastAsia="Hiragino Sans GB"/>
+                <w:sz w:val="17"/>
+              </w:rPr>
+              <w:t>60</w:t>
+            </w:r>
+          </w:p>
+        </w:tc>
+        <w:tc>
+          <w:tcPr>
+            <w:tcW w:type="dxa" w:w="2154"/>
+            <w:vAlign w:val="center"/>
+            <w:shd w:fill="F5F7F4"/>
+          </w:tcPr>
+          <w:p>
+            <w:pPr>
+              <w:spacing w:before="40" w:after="40" w:line="276" w:lineRule="auto"/>
+            </w:pPr>
+            <w:r>
+              <w:rPr>
+                <w:rFonts w:ascii="Hiragino Sans GB" w:hAnsi="Hiragino Sans GB" w:eastAsia="Hiragino Sans GB"/>
+                <w:sz w:val="17"/>
+              </w:rPr>
+              <w:t>锂</w:t>
+            </w:r>
+          </w:p>
+        </w:tc>
+        <w:tc>
+          <w:tcPr>
+            <w:tcW w:type="dxa" w:w="6406"/>
+            <w:vAlign w:val="center"/>
+            <w:shd w:fill="F5F7F4"/>
+          </w:tcPr>
+          <w:p>
+            <w:pPr>
+              <w:spacing w:before="40" w:after="40" w:line="276" w:lineRule="auto"/>
+            </w:pPr>
+            <w:r>
+              <w:rPr>
+                <w:rFonts w:ascii="Hiragino Sans GB" w:hAnsi="Hiragino Sans GB" w:eastAsia="Hiragino Sans GB"/>
+                <w:sz w:val="17"/>
+              </w:rPr>
+              <w:t>[锂]lithium-neoforge-0.15.4+mc1.21.1.jar</w:t>
+            </w:r>
+          </w:p>
+        </w:tc>
+      </w:tr>
+      <w:tr>
+        <w:trPr>
+          <w:cantSplit/>
+        </w:trPr>
+        <w:tc>
+          <w:tcPr>
+            <w:tcW w:type="dxa" w:w="680"/>
+            <w:vAlign w:val="center"/>
+          </w:tcPr>
+          <w:p>
+            <w:pPr>
+              <w:spacing w:before="40" w:after="40" w:line="276" w:lineRule="auto"/>
+            </w:pPr>
+            <w:r>
+              <w:rPr>
+                <w:rFonts w:ascii="Hiragino Sans GB" w:hAnsi="Hiragino Sans GB" w:eastAsia="Hiragino Sans GB"/>
+                <w:sz w:val="17"/>
+              </w:rPr>
+              <w:t>61</w:t>
+            </w:r>
+          </w:p>
+        </w:tc>
+        <w:tc>
+          <w:tcPr>
+            <w:tcW w:type="dxa" w:w="2154"/>
+            <w:vAlign w:val="center"/>
+          </w:tcPr>
+          <w:p>
+            <w:pPr>
+              <w:spacing w:before="40" w:after="40" w:line="276" w:lineRule="auto"/>
+            </w:pPr>
+            <w:r>
+              <w:rPr>
+                <w:rFonts w:ascii="Hiragino Sans GB" w:hAnsi="Hiragino Sans GB" w:eastAsia="Hiragino Sans GB"/>
+                <w:sz w:val="17"/>
+              </w:rPr>
+              <w:t>队伍与领地</w:t>
+            </w:r>
+          </w:p>
+        </w:tc>
+        <w:tc>
+          <w:tcPr>
+            <w:tcW w:type="dxa" w:w="6406"/>
+            <w:vAlign w:val="center"/>
+          </w:tcPr>
+          <w:p>
+            <w:pPr>
+              <w:spacing w:before="40" w:after="40" w:line="276" w:lineRule="auto"/>
+            </w:pPr>
+            <w:r>
+              <w:rPr>
+                <w:rFonts w:ascii="Hiragino Sans GB" w:hAnsi="Hiragino Sans GB" w:eastAsia="Hiragino Sans GB"/>
+                <w:sz w:val="17"/>
+              </w:rPr>
+              <w:t>[队伍与领地]open-parties-and-claims-neoforge-1.21.1-0.29.3.jar</w:t>
+            </w:r>
+          </w:p>
+        </w:tc>
+      </w:tr>
+      <w:tr>
+        <w:trPr>
+          <w:cantSplit/>
+        </w:trPr>
+        <w:tc>
+          <w:tcPr>
+            <w:tcW w:type="dxa" w:w="680"/>
+            <w:vAlign w:val="center"/>
+            <w:shd w:fill="F5F7F4"/>
+          </w:tcPr>
+          <w:p>
+            <w:pPr>
+              <w:spacing w:before="40" w:after="40" w:line="276" w:lineRule="auto"/>
+            </w:pPr>
+            <w:r>
+              <w:rPr>
+                <w:rFonts w:ascii="Hiragino Sans GB" w:hAnsi="Hiragino Sans GB" w:eastAsia="Hiragino Sans GB"/>
+                <w:sz w:val="17"/>
+              </w:rPr>
+              <w:t>62</w:t>
+            </w:r>
+          </w:p>
+        </w:tc>
+        <w:tc>
+          <w:tcPr>
+            <w:tcW w:type="dxa" w:w="2154"/>
+            <w:vAlign w:val="center"/>
+            <w:shd w:fill="F5F7F4"/>
+          </w:tcPr>
+          <w:p>
+            <w:pPr>
+              <w:spacing w:before="40" w:after="40" w:line="276" w:lineRule="auto"/>
+            </w:pPr>
+            <w:r>
+              <w:rPr>
+                <w:rFonts w:ascii="Hiragino Sans GB" w:hAnsi="Hiragino Sans GB" w:eastAsia="Hiragino Sans GB"/>
+                <w:sz w:val="17"/>
+              </w:rPr>
+              <w:t>雷暴视觉</w:t>
+            </w:r>
+          </w:p>
+        </w:tc>
+        <w:tc>
+          <w:tcPr>
+            <w:tcW w:type="dxa" w:w="6406"/>
+            <w:vAlign w:val="center"/>
+            <w:shd w:fill="F5F7F4"/>
+          </w:tcPr>
+          <w:p>
+            <w:pPr>
+              <w:spacing w:before="40" w:after="40" w:line="276" w:lineRule="auto"/>
+            </w:pPr>
+            <w:r>
+              <w:rPr>
+                <w:rFonts w:ascii="Hiragino Sans GB" w:hAnsi="Hiragino Sans GB" w:eastAsia="Hiragino Sans GB"/>
+                <w:sz w:val="17"/>
+              </w:rPr>
+              <w:t>[雷暴视觉]tempestra-reforged-1.0.0.jar</w:t>
+            </w:r>
+          </w:p>
+        </w:tc>
+      </w:tr>
+      <w:tr>
+        <w:trPr>
+          <w:cantSplit/>
+        </w:trPr>
+        <w:tc>
+          <w:tcPr>
+            <w:tcW w:type="dxa" w:w="680"/>
+            <w:vAlign w:val="center"/>
+          </w:tcPr>
+          <w:p>
+            <w:pPr>
+              <w:spacing w:before="40" w:after="40" w:line="276" w:lineRule="auto"/>
+            </w:pPr>
+            <w:r>
+              <w:rPr>
+                <w:rFonts w:ascii="Hiragino Sans GB" w:hAnsi="Hiragino Sans GB" w:eastAsia="Hiragino Sans GB"/>
+                <w:sz w:val="17"/>
+              </w:rPr>
+              <w:t>63</w:t>
+            </w:r>
+          </w:p>
+        </w:tc>
+        <w:tc>
+          <w:tcPr>
+            <w:tcW w:type="dxa" w:w="2154"/>
+            <w:vAlign w:val="center"/>
+          </w:tcPr>
+          <w:p>
+            <w:pPr>
+              <w:spacing w:before="40" w:after="40" w:line="276" w:lineRule="auto"/>
+            </w:pPr>
+            <w:r>
+              <w:rPr>
+                <w:rFonts w:ascii="Hiragino Sans GB" w:hAnsi="Hiragino Sans GB" w:eastAsia="Hiragino Sans GB"/>
+                <w:sz w:val="17"/>
+              </w:rPr>
+              <w:t>饰品API</w:t>
+            </w:r>
+          </w:p>
+        </w:tc>
+        <w:tc>
+          <w:tcPr>
+            <w:tcW w:type="dxa" w:w="6406"/>
+            <w:vAlign w:val="center"/>
+          </w:tcPr>
+          <w:p>
+            <w:pPr>
+              <w:spacing w:before="40" w:after="40" w:line="276" w:lineRule="auto"/>
+            </w:pPr>
+            <w:r>
+              <w:rPr>
+                <w:rFonts w:ascii="Hiragino Sans GB" w:hAnsi="Hiragino Sans GB" w:eastAsia="Hiragino Sans GB"/>
+                <w:sz w:val="17"/>
+              </w:rPr>
+              <w:t>[饰品API]curios-neoforge-9.5.1+1.21.1.jar</w:t>
+            </w:r>
+          </w:p>
+        </w:tc>
+      </w:tr>
+      <w:tr>
+        <w:trPr>
+          <w:cantSplit/>
+        </w:trPr>
+        <w:tc>
+          <w:tcPr>
+            <w:tcW w:type="dxa" w:w="680"/>
+            <w:vAlign w:val="center"/>
+            <w:shd w:fill="F5F7F4"/>
+          </w:tcPr>
+          <w:p>
+            <w:pPr>
+              <w:spacing w:before="40" w:after="40" w:line="276" w:lineRule="auto"/>
+            </w:pPr>
+            <w:r>
+              <w:rPr>
+                <w:rFonts w:ascii="Hiragino Sans GB" w:hAnsi="Hiragino Sans GB" w:eastAsia="Hiragino Sans GB"/>
+                <w:sz w:val="17"/>
+              </w:rPr>
+              <w:t>64</w:t>
+            </w:r>
+          </w:p>
+        </w:tc>
+        <w:tc>
+          <w:tcPr>
+            <w:tcW w:type="dxa" w:w="2154"/>
+            <w:vAlign w:val="center"/>
+            <w:shd w:fill="F5F7F4"/>
+          </w:tcPr>
+          <w:p>
+            <w:pPr>
+              <w:spacing w:before="40" w:after="40" w:line="276" w:lineRule="auto"/>
+            </w:pPr>
+            <w:r>
+              <w:rPr>
+                <w:rFonts w:ascii="Hiragino Sans GB" w:hAnsi="Hiragino Sans GB" w:eastAsia="Hiragino Sans GB"/>
+                <w:sz w:val="17"/>
+              </w:rPr>
+              <w:t>kaleidoscope_compat</w:t>
+            </w:r>
+          </w:p>
+        </w:tc>
+        <w:tc>
+          <w:tcPr>
+            <w:tcW w:type="dxa" w:w="6406"/>
+            <w:vAlign w:val="center"/>
+            <w:shd w:fill="F5F7F4"/>
+          </w:tcPr>
+          <w:p>
+            <w:pPr>
+              <w:spacing w:before="40" w:after="40" w:line="276" w:lineRule="auto"/>
+            </w:pPr>
+            <w:r>
+              <w:rPr>
+                <w:rFonts w:ascii="Hiragino Sans GB" w:hAnsi="Hiragino Sans GB" w:eastAsia="Hiragino Sans GB"/>
+                <w:sz w:val="17"/>
+              </w:rPr>
+              <w:t>kaleidoscope_compat-2.9.7-neoforge+mc1.21.1.jar</w:t>
+            </w:r>
+          </w:p>
+        </w:tc>
+      </w:tr>
+      <w:tr>
+        <w:trPr>
+          <w:cantSplit/>
+        </w:trPr>
+        <w:tc>
+          <w:tcPr>
+            <w:tcW w:type="dxa" w:w="680"/>
+            <w:vAlign w:val="center"/>
+          </w:tcPr>
+          <w:p>
+            <w:pPr>
+              <w:spacing w:before="40" w:after="40" w:line="276" w:lineRule="auto"/>
+            </w:pPr>
+            <w:r>
+              <w:rPr>
+                <w:rFonts w:ascii="Hiragino Sans GB" w:hAnsi="Hiragino Sans GB" w:eastAsia="Hiragino Sans GB"/>
+                <w:sz w:val="17"/>
+              </w:rPr>
+              <w:t>65</w:t>
+            </w:r>
+          </w:p>
+        </w:tc>
+        <w:tc>
+          <w:tcPr>
+            <w:tcW w:type="dxa" w:w="2154"/>
+            <w:vAlign w:val="center"/>
+          </w:tcPr>
+          <w:p>
+            <w:pPr>
+              <w:spacing w:before="40" w:after="40" w:line="276" w:lineRule="auto"/>
+            </w:pPr>
+            <w:r>
+              <w:rPr>
+                <w:rFonts w:ascii="Hiragino Sans GB" w:hAnsi="Hiragino Sans GB" w:eastAsia="Hiragino Sans GB"/>
+                <w:sz w:val="17"/>
+              </w:rPr>
+              <w:t>OELib-neoforge</w:t>
+            </w:r>
+          </w:p>
+        </w:tc>
+        <w:tc>
+          <w:tcPr>
+            <w:tcW w:type="dxa" w:w="6406"/>
+            <w:vAlign w:val="center"/>
+          </w:tcPr>
+          <w:p>
+            <w:pPr>
+              <w:spacing w:before="40" w:after="40" w:line="276" w:lineRule="auto"/>
+            </w:pPr>
+            <w:r>
+              <w:rPr>
+                <w:rFonts w:ascii="Hiragino Sans GB" w:hAnsi="Hiragino Sans GB" w:eastAsia="Hiragino Sans GB"/>
+                <w:sz w:val="17"/>
+              </w:rPr>
+              <w:t>OELib-neoforge-1.21.1-0.2.3.jar</w:t>
+            </w:r>
+          </w:p>
+        </w:tc>
+      </w:tr>
+      <w:tr>
+        <w:trPr>
+          <w:cantSplit/>
+        </w:trPr>
+        <w:tc>
+          <w:tcPr>
+            <w:tcW w:type="dxa" w:w="680"/>
+            <w:vAlign w:val="center"/>
+            <w:shd w:fill="F5F7F4"/>
+          </w:tcPr>
+          <w:p>
+            <w:pPr>
+              <w:spacing w:before="40" w:after="40" w:line="276" w:lineRule="auto"/>
+            </w:pPr>
+            <w:r>
+              <w:rPr>
+                <w:rFonts w:ascii="Hiragino Sans GB" w:hAnsi="Hiragino Sans GB" w:eastAsia="Hiragino Sans GB"/>
+                <w:sz w:val="17"/>
+              </w:rPr>
+              <w:t>66</w:t>
+            </w:r>
+          </w:p>
+        </w:tc>
+        <w:tc>
+          <w:tcPr>
+            <w:tcW w:type="dxa" w:w="2154"/>
+            <w:vAlign w:val="center"/>
+            <w:shd w:fill="F5F7F4"/>
+          </w:tcPr>
+          <w:p>
+            <w:pPr>
+              <w:spacing w:before="40" w:after="40" w:line="276" w:lineRule="auto"/>
+            </w:pPr>
+            <w:r>
+              <w:rPr>
+                <w:rFonts w:ascii="Hiragino Sans GB" w:hAnsi="Hiragino Sans GB" w:eastAsia="Hiragino Sans GB"/>
+                <w:sz w:val="17"/>
+              </w:rPr>
+              <w:t>roadweaver-neoforge</w:t>
+            </w:r>
+          </w:p>
+        </w:tc>
+        <w:tc>
+          <w:tcPr>
+            <w:tcW w:type="dxa" w:w="6406"/>
+            <w:vAlign w:val="center"/>
+            <w:shd w:fill="F5F7F4"/>
+          </w:tcPr>
+          <w:p>
+            <w:pPr>
+              <w:spacing w:before="40" w:after="40" w:line="276" w:lineRule="auto"/>
+            </w:pPr>
+            <w:r>
+              <w:rPr>
+                <w:rFonts w:ascii="Hiragino Sans GB" w:hAnsi="Hiragino Sans GB" w:eastAsia="Hiragino Sans GB"/>
+                <w:sz w:val="17"/>
+              </w:rPr>
+              <w:t>roadweaver-neoforge-2.3.1-1.21.1-hotfix.jar</w:t>
             </w:r>
           </w:p>
         </w:tc>
@@ -17814,6 +18844,7 @@
     <w:p>
       <w:pPr>
         <w:pStyle w:val="Heading2"/>
+        <w:pageBreakBefore/>
       </w:pPr>
       <w:r>
         <w:t>附录B：管理组关键决策记录</w:t>
